--- a/example_articles/countries/Japan/4.countries_Japan_Other_publisher.docx
+++ b/example_articles/countries/Japan/4.countries_Japan_Other_publisher.docx
@@ -27,17 +27,17 @@
     </w:p>
     <w:p>
       <w:r>
-        <w:t>Source File: Other publishers/Files (500) (18).DOCX</w:t>
+        <w:t>Source file: Other publishers/Files (500) (18).DOCX</w:t>
       </w:r>
     </w:p>
     <w:p>
       <w:r>
-        <w:t>Raw locations result: ['Japan']</w:t>
+        <w:t>Raw locations result, 'locations': ['Japan']</w:t>
       </w:r>
     </w:p>
     <w:p>
       <w:r>
-        <w:t>countries_stand_flat (Standardized): Japan</w:t>
+        <w:t>Standardized locations result, 'countries_stand_flat': Japan</w:t>
       </w:r>
     </w:p>
     <w:p>

--- a/example_articles/countries/Japan/4.countries_Japan_Other_publisher.docx
+++ b/example_articles/countries/Japan/4.countries_Japan_Other_publisher.docx
@@ -7,7 +7,7 @@
         <w:pStyle w:val="Heading1"/>
       </w:pPr>
       <w:r>
-        <w:t>Syndicated series will take the air to aid local stations</w:t>
+        <w:t>Few expect quick recovery // Salarymen welcome slower economic pace</w:t>
       </w:r>
     </w:p>
     <w:p>
@@ -17,17 +17,17 @@
     </w:p>
     <w:p>
       <w:r>
-        <w:t>Date: 1992-09-06</w:t>
+        <w:t>Date: 1992-12-14</w:t>
       </w:r>
     </w:p>
     <w:p>
       <w:r>
-        <w:t>Section: Entertainment; Pg. 9F</w:t>
+        <w:t>Section: MONEY; Pg. 3B</w:t>
       </w:r>
     </w:p>
     <w:p>
       <w:r>
-        <w:t>Source file: Other publishers/Files (500) (18).DOCX</w:t>
+        <w:t>Source file: Other publishers/Files (500) (19).DOCX</w:t>
       </w:r>
     </w:p>
     <w:p>
@@ -49,25 +49,33 @@
     </w:p>
     <w:p>
       <w:r>
-        <w:t>Bill Cosby isn't exactly betting his life with his attempt to revive Groucho Marx's 1950s quiz-and-quip show, "You Bet Your Life," but he is risking his reputation by walking away from one of the most popular sitcoms in TV history and into the uncharted waters of syndication.</w:t>
+        <w:t>Foreigners often assume the Japanese are a people who think and act alike. If that's true, then everyone in Japan must agree the nation's recession is affecting their lives.</w:t>
         <w:br/>
-        <w:t xml:space="preserve"> Cosby's "You Bet Your Life," which premiered Monday and runs daily at 4 p.m. on KARE-Channel 11, is one of several new syndicated series with which Twin Cities stations will be trying to bolster their 1992-93 lineups. Others include:</w:t>
+        <w:t>The truth is, the Japanese are more uniform in their thoughts and actions than Westerners, but not everyone says they've been affected by the country's recession. That's clear from an evening spent in a tiny Tokyo restaurant that caters to salarymen - white-collar men who typically hold low- level jobs:</w:t>
         <w:br/>
-        <w:t xml:space="preserve"> The Whoopi Goldberg Show - The actress and comedian tries her hand at TV talk, limiting herself to a single guest per show. The show premieres Sept. 14 at 12:30 a.m. and will continue at that time on Mondays and at 12:05 a.m. Tuesdays through Fridays on KSTP-Channel 5.</w:t>
+        <w:t>The all-male regulars at the Ichi Dai restaurant and bar sit shoulder-to- shoulder on the nine stools at the L-shaped counter. Small plates of yakitori - grilled meats, the house speciality - - rest before each salaryman. So do bowls of tofu soup, bottles of beer and small carafes of warm sake, a rice liquor.</w:t>
         <w:br/>
-        <w:t>Rush Limbaugh - Radio's liberal-bashing talk-show host brings his act to TV. His show premieres Sept. 14 at 1 a.m., continuing Mondays at that time and 12:35 a.m. Tuesdays through Fridays on KSTP-Channel 5.</w:t>
+        <w:t>Smoke from the cooking and customers' cigarettes has turned the air a light blue. Only when the door slides open and a customer tries to squeeze in or out of the 10-foot -wide restaurant does the air briefly clear and the temperature drop below 75 degrees.</w:t>
         <w:br/>
-        <w:t xml:space="preserve"> Star Trek: Deep Space Nine - Audiences obviously can't get enough of "Star Trek" and "Star Trek: The Next Generation," so Paramount has come up with a parallel series with its own set of characters. Avery Brooks heads the cast. Premieres in January, KMSP-Channel 9.</w:t>
+        <w:t>On this Monday night in the working-class neighborhood of Tokyo called Asakusa, the talk turns to the weak Japanese economy - as it has often.</w:t>
         <w:br/>
-        <w:t xml:space="preserve"> Knights and Warriors - A variation on "American Gladiators" in which amateur "knights" joust and tussle with house-team "warriors" who look like steroid-pumped refugees from "The Road Warrior." Premieres Sept. 18, 1:35 a.m., KMSP-Channel 9.</w:t>
+        <w:t>Seiji Yoshida, a fish wholesaler, is adamant. ''Nearly all Japanese are happy'' that the bubble economy of the 1980s has been pricked, he says, even if that has brought on growth so weak that most people would say the nation is in a recession.</w:t>
         <w:br/>
-        <w:t xml:space="preserve"> That's Amore - Based on a long-running Italian show, "That's Amore" allows married couples to argue in front of a studio audience. Each spouse gets to bring a witness to his or her complaints. Premieres Sept. 14, 12:30 p.m., KMSP-Channel 9, and continues at that time daily.</w:t>
+        <w:t>''Now stock prices and land prices are where they ought to be,'' says Yoshida, and average people have more of a chance to buy a better home or stocks.</w:t>
         <w:br/>
-        <w:t xml:space="preserve"> Catwalk - Not to be confused with Fox's "The Heights," another series about working-class youths who hope to make their fortunes in the music business. Premieres Oct. 10, 8 p.m. KMSP-Channel 9.</w:t>
+        <w:t>Others agree. ''This place (the Asakusa district) is representative of the real Japan,'' says Shinichirou Touju, an assistant manager in the data processing and communications section at Mitsubishi Heavy Industries, a manufacturing giant that produces everything from cars to steel and supertankers.  ''The people who have been hurt are the few rich, not the average.''</w:t>
         <w:br/>
-        <w:t xml:space="preserve"> Beakman's World - Based on the comic strip "You Can with Beakman," it stars performance artist Paul Zaloom as a nutty professor who performs science experiments suggested by viewers. Runs Saturdays starting Sept. 19, 10:30 a.m., KARE-Channel 11.</w:t>
+        <w:t>Over in the corner, a man who wants to be known only as ''the electrical engineer,'' chimes in. ''If you're talking about the Ginza clubs and all that,'' where young, wealthy people like to spend their evenings, ''then yes, people are cutting back. The economy is hurting. But in our world there is no effect.''</w:t>
         <w:br/>
-        <w:t xml:space="preserve"> Vicki!  - Lawrence, of "The Carol Burnett Show" and "Mama's Family," tries her hand at TV talk. Premiered Monday and runs daily at 2 p.m., KARE-Channel 11.</w:t>
+        <w:t>The group is unanimous: The Japanese economy is hurting, but the pain hasn't extended down to them. ''These are the same customers I get every night, they're ordering the same food and drinking the same drinks,'' says the manager, Miss Sachiko. ''There's been no change in business.''</w:t>
+        <w:br/>
+        <w:t>''That's right,'' says Yoshida. ''Here in the real world, nothing's different.''</w:t>
+        <w:br/>
+        <w:br/>
+        <w:t>Notes</w:t>
+        <w:br/>
+        <w:br/>
+        <w:t>JAPAN FEELS ECONOMIC PINCH; Japan is in recession. To see how the slump is affecting the country's business people and consumers, USA TODAY economics reporter Mark Memmott visited several districts in Tokyo. Here is his report; THE WORKER; See related story, 1B</w:t>
         <w:br/>
         <w:br/>
         <w:t>Graphic</w:t>
@@ -75,7 +83,11 @@
         <w:br/>
         <w:t xml:space="preserve"> </w:t>
         <w:br/>
-        <w:t>Photograph</w:t>
+        <w:t>PHOTO, b/w, AP</w:t>
+        <w:br/>
+        <w:t xml:space="preserve"> </w:t>
+        <w:br/>
+        <w:t>CUTLINE: UNHURT: Seiji Yoshida , right, says he's glad the bubble's burst.</w:t>
       </w:r>
     </w:p>
     <w:sectPr>

--- a/example_articles/countries/Japan/4.countries_Japan_Other_publisher.docx
+++ b/example_articles/countries/Japan/4.countries_Japan_Other_publisher.docx
@@ -7,7 +7,7 @@
         <w:pStyle w:val="Heading1"/>
       </w:pPr>
       <w:r>
-        <w:t>Few expect quick recovery // Salarymen welcome slower economic pace</w:t>
+        <w:t>Temple bracing for a 25-percent cut in state aid</w:t>
       </w:r>
     </w:p>
     <w:p>
@@ -17,22 +17,22 @@
     </w:p>
     <w:p>
       <w:r>
-        <w:t>Date: 1992-12-14</w:t>
+        <w:t>Date: 2011-05-31</w:t>
       </w:r>
     </w:p>
     <w:p>
       <w:r>
-        <w:t>Section: MONEY; Pg. 3B</w:t>
+        <w:t>Section: NATIONAL; P-com News for PC Home Page; Pg. A01</w:t>
       </w:r>
     </w:p>
     <w:p>
       <w:r>
-        <w:t>Source file: Other publishers/Files (500) (19).DOCX</w:t>
+        <w:t>Source file: Other publishers/Files (500) (26).DOCX</w:t>
       </w:r>
     </w:p>
     <w:p>
       <w:r>
-        <w:t>Raw locations result, 'locations': ['Japan']</w:t>
+        <w:t>Raw locations result, 'locations': ['Pennsylvania', 'Japan']</w:t>
       </w:r>
     </w:p>
     <w:p>
@@ -49,33 +49,109 @@
     </w:p>
     <w:p>
       <w:r>
-        <w:t>Foreigners often assume the Japanese are a people who think and act alike. If that's true, then everyone in Japan must agree the nation's recession is affecting their lives.</w:t>
+        <w:t>Knowing the Pennsylvania government was waist-deep in deficit, Temple University leaders braced for a reduction of up to 6 percent in state aid this year.</w:t>
         <w:br/>
-        <w:t>The truth is, the Japanese are more uniform in their thoughts and actions than Westerners, but not everyone says they've been affected by the country's recession. That's clear from an evening spent in a tiny Tokyo restaurant that caters to salarymen - white-collar men who typically hold low- level jobs:</w:t>
+        <w:t>Oops.</w:t>
         <w:br/>
-        <w:t>The all-male regulars at the Ichi Dai restaurant and bar sit shoulder-to- shoulder on the nine stools at the L-shaped counter. Small plates of yakitori - grilled meats, the house speciality - - rest before each salaryman. So do bowls of tofu soup, bottles of beer and small carafes of warm sake, a rice liquor.</w:t>
+        <w:t>The current proposed cut stands at 25 percent. And that's an improvement from the governor's original 50 percent reduction.</w:t>
         <w:br/>
-        <w:t>Smoke from the cooking and customers' cigarettes has turned the air a light blue. Only when the door slides open and a customer tries to squeeze in or out of the 10-foot -wide restaurant does the air briefly clear and the temperature drop below 75 degrees.</w:t>
+        <w:t>That's a loss of $44.6 million, enough to pay 18 months of water, gas, and electric bills at all nine of Temple's campuses and sites.</w:t>
         <w:br/>
-        <w:t>On this Monday night in the working-class neighborhood of Tokyo called Asakusa, the talk turns to the weak Japanese economy - as it has often.</w:t>
+        <w:t>Temple President Ann Weaver Hart has reimposed freezes on nonunion wages, administration hiring, and travel, while delaying plans to fill five top university posts. More hardship is coming as the school tries to reconcile big plans and fewer dollars.</w:t>
         <w:br/>
-        <w:t>Seiji Yoshida, a fish wholesaler, is adamant. ''Nearly all Japanese are happy'' that the bubble economy of the 1980s has been pricked, he says, even if that has brought on growth so weak that most people would say the nation is in a recession.</w:t>
+        <w:t>"You can't do it without pain, and hard, hard work, but it's a reality we're facing in the commonwealth," Hart said in an interview. "Our key area of focus is always to protect academic quality."</w:t>
         <w:br/>
-        <w:t>''Now stock prices and land prices are where they ought to be,'' says Yoshida, and average people have more of a chance to buy a better home or stocks.</w:t>
+        <w:t>At risk, observers say, is something that doesn't show up on a budget: Temple's role as a school that offers ready opportunity to area high school students.</w:t>
         <w:br/>
-        <w:t>Others agree. ''This place (the Asakusa district) is representative of the real Japan,'' says Shinichirou Touju, an assistant manager in the data processing and communications section at Mitsubishi Heavy Industries, a manufacturing giant that produces everything from cars to steel and supertankers.  ''The people who have been hurt are the few rich, not the average.''</w:t>
+        <w:t>Temple has become pickier about whom it accepts, drawing mostly from the region while raising admission standards. It may become pickier yet, as reductions in state funding push colleges to raise tuition, and to accept more students who, by dint of their out-of-state or overseas addresses, pay much higher prices.</w:t>
         <w:br/>
-        <w:t>Over in the corner, a man who wants to be known only as ''the electrical engineer,'' chimes in. ''If you're talking about the Ginza clubs and all that,'' where young, wealthy people like to spend their evenings, ''then yes, people are cutting back. The economy is hurting. But in our world there is no effect.''</w:t>
+        <w:t>"I'm concerned the public purpose of the university is going to be shifting," said associate business professor Arthur Hochner, head of the Temple Association of University Professionals, which represents 1,350 full-time faculty and staff. "Some students simply will be priced out of higher education, or a Temple education."</w:t>
         <w:br/>
-        <w:t>The group is unanimous: The Japanese economy is hurting, but the pain hasn't extended down to them. ''These are the same customers I get every night, they're ordering the same food and drinking the same drinks,'' says the manager, Miss Sachiko. ''There's been no change in business.''</w:t>
+        <w:t>During the last decade, Temple tuition and fees have climbed 38 percent, while state funding has gone down, as measured in 2010 dollars. In the fall, in-state students paid $12,424 for tuition and fees, out-of-staters paid $22,252.</w:t>
         <w:br/>
-        <w:t>''That's right,'' says Yoshida. ''Here in the real world, nothing's different.''</w:t>
+        <w:t>Temple administrators say they're determined to keep the school accessible - even as state support diminishes. For instance, dual-admission agreements with eight regional community colleges let students who prove they can handle college-level academics step up and into Temple.</w:t>
         <w:br/>
+        <w:t>"We're not going to solve this problem on the backs of our students, not completely," said Anthony Wagner, Temple's chief financial officer and treasurer.</w:t>
         <w:br/>
-        <w:t>Notes</w:t>
+        <w:t>Still, he said, tuition will go up in the fall, the percentage yet to be determined. Tuition increased 5.9 percent for the just-ended school year.</w:t>
         <w:br/>
+        <w:t>That hits hard locally. Seventy-three percent of Temple's 39,584 students come from Pennsylvania, attending the main campus in North Philadelphia and others as near as Ambler and as far as Japan. A third of all students come from Bucks, Chester, Delaware, and Montgomery Counties, and a quarter come from Philadelphia.</w:t>
         <w:br/>
-        <w:t>JAPAN FEELS ECONOMIC PINCH; Japan is in recession. To see how the slump is affecting the country's business people and consumers, USA TODAY economics reporter Mark Memmott visited several districts in Tokyo. Here is his report; THE WORKER; See related story, 1B</w:t>
+        <w:t>They're drawn not just to a solid local school, but to an institution whose reputation and ambition continues to grow, driven by new recruitment in research and a large role in educating students of medicine, dentistry, pharmacy, podiatry, and law.</w:t>
+        <w:br/>
+        <w:t>Many students consider Temple a bargain - 17 percent less than the University of Pittsburgh, 18 percent less than Pennsylvania State University. Like other Pennsylvania institutions, it's about to become less of one.</w:t>
+        <w:br/>
+        <w:t>This school year, Temple's state funding totalled $179 million.</w:t>
+        <w:br/>
+        <w:t>Gov. Corbett initially proposed the 50 percent cut in higher-ed funding to help close a $4 billion budget gap. GOP House leaders say they can halve that cut and still balance the budget.</w:t>
+        <w:br/>
+        <w:t>In the midst of a calamitous recession, government officials here and elsewhere say they have no good options. More than 40 states have slashed funding for colleges.</w:t>
+        <w:br/>
+        <w:t>Part of the debate has turned on whether sending tax money to state universities benefits the public or the individual - and what share of the cost each should pay.</w:t>
+        <w:br/>
+        <w:t>"When state officials look at universities, they see people who look like paying customers - they're called students. And officials think, 'We can ask them to pay a little bit more,' " said Terry Hartle, a senior vice president at the American Council on Education, which represents 2,000 public and private universities. "There's no way you can absorb a 25 percent cut in a major revenue source without it having a significant impact on the services you're able to deliver."</w:t>
+        <w:br/>
+        <w:t>In many places, an immediate solution has been to recruit more students who pay full cost. In the giant University of California system, some in-state applicants complain they've been overlooked in favor of out-of-staters who pay three times the tuition.</w:t>
+        <w:br/>
+        <w:t>Temple officials say they have no plans for heavier out-of-state recruitment. They plan to carve $40 million from the $1.1 billion budget, on top of a previous, permanent $40 million reduction. The earlier cut eliminated 150 jobs, and raises for nonunion workers were canceled.</w:t>
+        <w:br/>
+        <w:t>Now the focus will be on reducing business and nonacademic costs, thinning the administration, increasing fund-raising, and searching for efficiencies, including pooling support services.</w:t>
+        <w:br/>
+        <w:t>It's too early to say whether staff will be laid off. But consolidation of jobs likely will result in lower overall employment next fall, administrators said.</w:t>
+        <w:br/>
+        <w:t>Importantly, Temple officials intend to use financial reserves to blunt the impact of the state cut, treating the reduction as though it were to be phased in during two years, not imposed in five weeks.</w:t>
+        <w:br/>
+        <w:t>"It allows us to be more strategic, rather than just slashing," said Kenneth Kaiser, senior associate vice president for finance and human resources.</w:t>
+        <w:br/>
+        <w:t>The school also is examining whether it can raise revenue by adding enrollment in specific areas, like adult evening education - which wouldn't require new classrooms.</w:t>
+        <w:br/>
+        <w:t>"The commitment to excellence and achievement," Hart said, "is not dimmed."</w:t>
+        <w:br/>
+        <w:t>Teaching night owls At times during his life, Russell Conwell was a Union Army officer, preacher, author, lyricist, and teacher. He founded Temple. But he was probably best known as an orator, and known especially for one particular piece of oration, a speech he delivered some 6,000 times.</w:t>
+        <w:br/>
+        <w:t>Conwell told audiences that after the Civil War he was riding in a camel caravan in Mesopotamia, listening as the guide spun stories. One was the tale of a well-to-do farmer, Ali Hafed, who left his land and family to search for rumored fields of diamonds.</w:t>
+        <w:br/>
+        <w:t>Hafed's quest became endless. He died poor, alone, and far from home. Not long afterward, diamonds were found on his old farm.</w:t>
+        <w:br/>
+        <w:t>"Your diamonds are not in far-away mountains or in distant seas," Conwell told audiences. "They are in your own backyard if you will but dig for them."</w:t>
+        <w:br/>
+        <w:t>In Philadelphia, he dug.</w:t>
+        <w:br/>
+        <w:t>In 1882, he became pastor of Grace Baptist Church, and two years later, he began providing night-time tutoring for a young workingman. Other students showed up, first in handfuls, then in droves, to attend night classes at the church temple.</w:t>
+        <w:br/>
+        <w:t>In 1888, a charter was issued for "The Temple College." The school's Owls nickname harks back to its earliest days - when Conwell tutored working-class "night owls."</w:t>
+        <w:br/>
+        <w:t>Ambitious plan on track Temple is no night school, nor a place where every successful student can expect acceptance.</w:t>
+        <w:br/>
+        <w:t>Applications, and SAT scores, are up. The six-year graduation rate has grown to 67 percent from 44 percent a decade a go. Nationally, it's 54 percent at public colleges.</w:t>
+        <w:br/>
+        <w:t>More research faculty members are being recruited, and those hirings will continue on a case-by-case basis.</w:t>
+        <w:br/>
+        <w:t>An ambitious, $1.2 billion building plan to support more research, which includes a science center and library on Broad Street, is still on track. To complete that, the school will draw on an annual state contribution dedicated to bricks-and-mortar projects, gifts from donors, loans, and university reserves.</w:t>
+        <w:br/>
+        <w:t>The plan of House GOP leaders, approved last week, uses cuts in welfare programs to restore some education money. The four state-related universities - Temple, Penn State, Pittsburgh, and Lincoln - would suffer a 25 percent cut. The 14 state-owned schools, which include West Chester University, would lose 15 percent.</w:t>
+        <w:br/>
+        <w:t>For Temple, the cut represents 4 percent of its budget.</w:t>
+        <w:br/>
+        <w:t>It's unclear whether the plan will win support in the State Senate or from Corbett.</w:t>
+        <w:br/>
+        <w:t>"I worry about layoffs and cuts to programs," said Temple student Angelo Fichera of Brick, N.J. "I don't think there's any positive outcomes."</w:t>
+        <w:br/>
+        <w:t>Faculty costs is an area that has suffered cuts.</w:t>
+        <w:br/>
+        <w:t>Full-time faculty are being asked to teach more classes or bigger classes, or both, said Hochner, the union leader.</w:t>
+        <w:br/>
+        <w:t>Temple employs 1,944 full-time faculty, divided into tenured, tenure-track, and non-tenure-track teachers, according to the school. Non-tenure-track faculty increased slightly, from 45 percent to 47 percent, between 2006 and 2010.</w:t>
+        <w:br/>
+        <w:t>Hochner said those faculty members were much cheaper to hire, with median salaries for those hired in fall 2010 at $54,000, compared to $88,500 for tenure-track teachers. They earn fewer benefits, teach more classes, and because they work on contract, offer the school the flexibility to quickly grow or shrink the staff in particular areas.</w:t>
+        <w:br/>
+        <w:t>The number of part-time faculty, known as adjuncts, shrank slightly from 1,490 to 1,483 between 2006 and 2010.</w:t>
+        <w:br/>
+        <w:t>For university officials, the question isn't only what happens now, but what happens next. Does state support dwindle year after year? And how can Temple and other colleges make up the losses?</w:t>
+        <w:br/>
+        <w:t>"The options are pretty limited," said John Burness, a former vice president at Duke University and a trustee of Franklin and Marshall College in Lancaster. "It really does get down to, what kind of society do we want to have? And where are we going to make investments to have that?"</w:t>
+        <w:br/>
+        <w:t>Contact staff writer Jeff Gammage at 215-854-2415 or jgammage@phillynews.com.</w:t>
         <w:br/>
         <w:br/>
         <w:t>Graphic</w:t>
@@ -83,11 +159,7 @@
         <w:br/>
         <w:t xml:space="preserve"> </w:t>
         <w:br/>
-        <w:t>PHOTO, b/w, AP</w:t>
-        <w:br/>
-        <w:t xml:space="preserve"> </w:t>
-        <w:br/>
-        <w:t>CUTLINE: UNHURT: Seiji Yoshida , right, says he's glad the bubble's burst.</w:t>
+        <w:t>MICHAEL S. WIRTZ / Staff Photographer</w:t>
       </w:r>
     </w:p>
     <w:sectPr>
